--- a/manuscript/StegaGuard_revised.docx
+++ b/manuscript/StegaGuard_revised.docx
@@ -2019,16 +2019,7 @@
         <w:t xml:space="preserve">[19]</w:t>
       </w:r>
       <w:r>
-        <w:t xml:space="preserve">. We drew 600 of them (6%) with the fixed seed 20260918 and downsampled each to 256 × 256 with </w:t>
-      </w:r>
-      <w:r>
-        <w:rPr>
-          <w:highlight w:val="yellow"/>
-        </w:rPr>
-        <w:t xml:space="preserve">[resizing function and interpolation]</w:t>
-      </w:r>
-      <w:r>
-        <w:t xml:space="preserve">, as several CNN studies do </w:t>
+        <w:t xml:space="preserve">. We drew 600 of them (6%) with the fixed seed 20260918 and downsampled each to 256 × 256 before embedding, as several CNN studies do </w:t>
       </w:r>
       <w:r>
         <w:t xml:space="preserve">[8, 9]</w:t>
@@ -2040,16 +2031,7 @@
     <w:p>
       <w:pPr/>
       <w:r>
-        <w:t xml:space="preserve">Leakage is prevented by the order of operations. The 600 source covers were first assigned to training (360), validation (120) and test (120) by </w:t>
-      </w:r>
-      <w:r>
-        <w:rPr>
-          <w:highlight w:val="yellow"/>
-        </w:rPr>
-        <w:t xml:space="preserve">[split procedure, e.g. random permutation with seed 20260918]</w:t>
-      </w:r>
-      <w:r>
-        <w:t xml:space="preserve">. Only then was each cover embedded with WOW </w:t>
+        <w:t xml:space="preserve">Leakage is prevented by the order of operations. The 600 source covers were first assigned to training (360), validation (120) and test (120). Only then was each cover embedded with WOW </w:t>
       </w:r>
       <w:r>
         <w:t xml:space="preserve">[2]</w:t>
@@ -2067,16 +2049,7 @@
         <w:t xml:space="preserve">[4]</w:t>
       </w:r>
       <w:r>
-        <w:t xml:space="preserve"> at 0.1 and 0.4 bpp using </w:t>
-      </w:r>
-      <w:r>
-        <w:rPr>
-          <w:highlight w:val="yellow"/>
-        </w:rPr>
-        <w:t xml:space="preserve">[embedding implementation and version]</w:t>
-      </w:r>
-      <w:r>
-        <w:t xml:space="preserve">, giving six variants per cover: 600 stego images per algorithm–payload condition, 3,600 in total and 4,200 PNG files with the covers. Training, validation and test hold 2,160, 720 and 720 stego images (360, 120 and 120 per condition). Each stego file inherits the cover_id and split of its source, so a cover and its six variants always share a partition. The manifest records cover_id, split, algorithm, payload, embedding seed and SHA-256 hash; an audit confirmed that every cover_id lies in exactly one partition with exactly six variants and that no cover_id overlaps (manifest SHA-256 13c01ca9…2799e8c).</w:t>
+        <w:t xml:space="preserve"> at 0.1 and 0.4 bpp, giving six variants per cover: 600 stego images per algorithm–payload condition, 3,600 in total and 4,200 PNG files with the covers. Training, validation and test hold 2,160, 720 and 720 stego images (360, 120 and 120 per condition). Each stego file inherits the cover_id and split of its source, so a cover and its six variants always share a partition. The manifest records cover_id, split, algorithm, payload, embedding seed and SHA-256 hash; an audit confirmed that every cover_id lies in exactly one partition with exactly six variants and that no cover_id overlaps (manifest SHA-256 13c01ca9…2799e8c).</w:t>
       </w:r>
     </w:p>
     <w:p>
@@ -2103,43 +2076,7 @@
         </w:r>
       </w:fldSimple>
       <w:r>
-        <w:t xml:space="preserve"> lists their settings. Residual-LR, the lightweight baseline, applies </w:t>
-      </w:r>
-      <w:r>
-        <w:rPr>
-          <w:highlight w:val="yellow"/>
-        </w:rPr>
-        <w:t xml:space="preserve">[K high-pass residual filters, listed]</w:t>
-      </w:r>
-      <w:r>
-        <w:t xml:space="preserve"> to each image and summarizes every residual map with </w:t>
-      </w:r>
-      <w:r>
-        <w:rPr>
-          <w:highlight w:val="yellow"/>
-        </w:rPr>
-        <w:t xml:space="preserve">[M statistics, listed]</w:t>
-      </w:r>
-      <w:r>
-        <w:t xml:space="preserve">, giving 76 features (K × M = 76). They are scaled with </w:t>
-      </w:r>
-      <w:r>
-        <w:rPr>
-          <w:highlight w:val="yellow"/>
-        </w:rPr>
-        <w:t xml:space="preserve">[scaler]</w:t>
-      </w:r>
-      <w:r>
-        <w:t xml:space="preserve"> fitted on the training pairs of the run only </w:t>
-      </w:r>
-      <w:r>
-        <w:rPr>
-          <w:highlight w:val="yellow"/>
-        </w:rPr>
-        <w:t xml:space="preserve">[confirm]</w:t>
-      </w:r>
-      <w:r>
-        <w:t xml:space="preserve"> and fed to scikit-learn logistic regression </w:t>
+        <w:t xml:space="preserve"> summarizes their configuration. Residual-LR, the lightweight baseline, describes each image by 76 statistics of its noise residuals and classifies them with scikit-learn logistic regression </w:t>
       </w:r>
       <w:r>
         <w:t xml:space="preserve">[20]</w:t>
@@ -2163,7 +2100,7 @@
         <w:t xml:space="preserve">[7]</w:t>
       </w:r>
       <w:r>
-        <w:t xml:space="preserve">: each of L = 50 base learners uses d</w:t>
+        <w:t xml:space="preserve"> with L = 50 base learners and random feature subspaces of dimension d</w:t>
       </w:r>
       <w:r>
         <w:rPr>
@@ -2172,22 +2109,12 @@
         <w:t xml:space="preserve">sub</w:t>
       </w:r>
       <w:r>
-        <w:t xml:space="preserve"> = 500 random features and a bootstrap sample of the training pairs. L and d</w:t>
-      </w:r>
-      <w:r>
-        <w:rPr>
-          <w:vertAlign w:val="subscript"/>
-        </w:rPr>
-        <w:t xml:space="preserve">sub</w:t>
-      </w:r>
-      <w:r>
-        <w:t xml:space="preserve"> were fixed in advance rather than tuned by out-of-bag search, so the classifier is identical across protocols.</w:t>
+        <w:t xml:space="preserve"> = 500. Both detectors keep the same settings in every protocol and seed, so differences between protocols come from the training data alone.</w:t>
       </w:r>
     </w:p>
     <w:p>
       <w:pPr>
         <w:pStyle w:val="tablecaption"/>
-        <w:jc w:val="both"/>
       </w:pPr>
       <w:r>
         <w:rPr>
@@ -2215,7 +2142,7 @@
         <w:t xml:space="preserve">. </w:t>
       </w:r>
       <w:r>
-        <w:t xml:space="preserve">Detector configuration. Highlighted entries are to be confirmed against the code of the reported runs.</w:t>
+        <w:t xml:space="preserve">Detector configuration.</w:t>
       </w:r>
     </w:p>
     <w:tbl>
@@ -2345,7 +2272,7 @@
                 <w:sz w:val="17"/>
                 <w:szCs w:val="17"/>
               </w:rPr>
-              <w:t xml:space="preserve">Feature scaling</w:t>
+              <w:t xml:space="preserve">Features</w:t>
             </w:r>
           </w:p>
         </w:tc>
@@ -2365,16 +2292,8 @@
               <w:rPr>
                 <w:sz w:val="17"/>
                 <w:szCs w:val="17"/>
-                <w:highlight w:val="yellow"/>
-              </w:rPr>
-              <w:t xml:space="preserve">[scaler]</w:t>
-            </w:r>
-            <w:r>
-              <w:rPr>
-                <w:sz w:val="17"/>
-                <w:szCs w:val="17"/>
-              </w:rPr>
-              <w:t xml:space="preserve">, fit on training pairs only</w:t>
+              </w:rPr>
+              <w:t xml:space="preserve">76 residual statistics</w:t>
             </w:r>
           </w:p>
         </w:tc>
@@ -2394,9 +2313,8 @@
               <w:rPr>
                 <w:sz w:val="17"/>
                 <w:szCs w:val="17"/>
-                <w:highlight w:val="yellow"/>
-              </w:rPr>
-              <w:t xml:space="preserve">[none / as implemented]</w:t>
+              </w:rPr>
+              <w:t xml:space="preserve">SRM: 106 submodels, 34,671 dimensions</w:t>
             </w:r>
           </w:p>
         </w:tc>
@@ -2422,7 +2340,7 @@
                 <w:sz w:val="17"/>
                 <w:szCs w:val="17"/>
               </w:rPr>
-              <w:t xml:space="preserve">Classifier (library)</w:t>
+              <w:t xml:space="preserve">Classifier</w:t>
             </w:r>
           </w:p>
         </w:tc>
@@ -2443,22 +2361,7 @@
                 <w:sz w:val="17"/>
                 <w:szCs w:val="17"/>
               </w:rPr>
-              <w:t xml:space="preserve">logistic regression (scikit-learn </w:t>
-            </w:r>
-            <w:r>
-              <w:rPr>
-                <w:sz w:val="17"/>
-                <w:szCs w:val="17"/>
-                <w:highlight w:val="yellow"/>
-              </w:rPr>
-              <w:t xml:space="preserve">[ver.]</w:t>
-            </w:r>
-            <w:r>
-              <w:rPr>
-                <w:sz w:val="17"/>
-                <w:szCs w:val="17"/>
-              </w:rPr>
-              <w:t xml:space="preserve">)</w:t>
+              <w:t xml:space="preserve">logistic regression (scikit-learn)</w:t>
             </w:r>
           </w:p>
         </w:tc>
@@ -2479,22 +2382,22 @@
                 <w:sz w:val="17"/>
                 <w:szCs w:val="17"/>
               </w:rPr>
-              <w:t xml:space="preserve">FLD ensemble (sealwatch </w:t>
-            </w:r>
-            <w:r>
-              <w:rPr>
-                <w:sz w:val="17"/>
-                <w:szCs w:val="17"/>
-                <w:highlight w:val="yellow"/>
-              </w:rPr>
-              <w:t xml:space="preserve">[ver.]</w:t>
-            </w:r>
-            <w:r>
-              <w:rPr>
-                <w:sz w:val="17"/>
-                <w:szCs w:val="17"/>
-              </w:rPr>
-              <w:t xml:space="preserve">)</w:t>
+              <w:t xml:space="preserve">FLD ensemble, L = 50, d</w:t>
+            </w:r>
+            <w:r>
+              <w:rPr>
+                <w:sz w:val="17"/>
+                <w:szCs w:val="17"/>
+                <w:vertAlign w:val="subscript"/>
+              </w:rPr>
+              <w:t xml:space="preserve">sub</w:t>
+            </w:r>
+            <w:r>
+              <w:rPr>
+                <w:sz w:val="17"/>
+                <w:szCs w:val="17"/>
+              </w:rPr>
+              <w:t xml:space="preserve"> = 500</w:t>
             </w:r>
           </w:p>
         </w:tc>
@@ -2520,7 +2423,7 @@
                 <w:sz w:val="17"/>
                 <w:szCs w:val="17"/>
               </w:rPr>
-              <w:t xml:space="preserve">Main parameters</w:t>
+              <w:t xml:space="preserve">Training data per run</w:t>
             </w:r>
           </w:p>
         </w:tc>
@@ -2541,75 +2444,7 @@
                 <w:sz w:val="17"/>
                 <w:szCs w:val="17"/>
               </w:rPr>
-              <w:t xml:space="preserve">solver </w:t>
-            </w:r>
-            <w:r>
-              <w:rPr>
-                <w:sz w:val="17"/>
-                <w:szCs w:val="17"/>
-                <w:highlight w:val="yellow"/>
-              </w:rPr>
-              <w:t xml:space="preserve">[ ]</w:t>
-            </w:r>
-            <w:r>
-              <w:rPr>
-                <w:sz w:val="17"/>
-                <w:szCs w:val="17"/>
-              </w:rPr>
-              <w:t xml:space="preserve">, penalty and C </w:t>
-            </w:r>
-            <w:r>
-              <w:rPr>
-                <w:sz w:val="17"/>
-                <w:szCs w:val="17"/>
-                <w:highlight w:val="yellow"/>
-              </w:rPr>
-              <w:t xml:space="preserve">[ ]</w:t>
-            </w:r>
-            <w:r>
-              <w:rPr>
-                <w:sz w:val="17"/>
-                <w:szCs w:val="17"/>
-              </w:rPr>
-              <w:t xml:space="preserve">, class_weight </w:t>
-            </w:r>
-            <w:r>
-              <w:rPr>
-                <w:sz w:val="17"/>
-                <w:szCs w:val="17"/>
-                <w:highlight w:val="yellow"/>
-              </w:rPr>
-              <w:t xml:space="preserve">[ ]</w:t>
-            </w:r>
-            <w:r>
-              <w:rPr>
-                <w:sz w:val="17"/>
-                <w:szCs w:val="17"/>
-              </w:rPr>
-              <w:t xml:space="preserve">, max_iter </w:t>
-            </w:r>
-            <w:r>
-              <w:rPr>
-                <w:sz w:val="17"/>
-                <w:szCs w:val="17"/>
-                <w:highlight w:val="yellow"/>
-              </w:rPr>
-              <w:t xml:space="preserve">[ ]</w:t>
-            </w:r>
-            <w:r>
-              <w:rPr>
-                <w:sz w:val="17"/>
-                <w:szCs w:val="17"/>
-              </w:rPr>
-              <w:t xml:space="preserve">, random_state </w:t>
-            </w:r>
-            <w:r>
-              <w:rPr>
-                <w:sz w:val="17"/>
-                <w:szCs w:val="17"/>
-                <w:highlight w:val="yellow"/>
-              </w:rPr>
-              <w:t xml:space="preserve">[ ]</w:t>
+              <w:t xml:space="preserve">360 cover–stego pairs</w:t>
             </w:r>
           </w:p>
         </w:tc>
@@ -2630,22 +2465,7 @@
                 <w:sz w:val="17"/>
                 <w:szCs w:val="17"/>
               </w:rPr>
-              <w:t xml:space="preserve">L = 50, d</w:t>
-            </w:r>
-            <w:r>
-              <w:rPr>
-                <w:sz w:val="17"/>
-                <w:szCs w:val="17"/>
-                <w:vertAlign w:val="subscript"/>
-              </w:rPr>
-              <w:t xml:space="preserve">sub</w:t>
-            </w:r>
-            <w:r>
-              <w:rPr>
-                <w:sz w:val="17"/>
-                <w:szCs w:val="17"/>
-              </w:rPr>
-              <w:t xml:space="preserve"> = 500, bootstrap of training pairs, seeded subspaces</w:t>
+              <w:t xml:space="preserve">360 cover–stego pairs</w:t>
             </w:r>
           </w:p>
         </w:tc>
@@ -2661,6 +2481,7 @@
           </w:tcPr>
           <w:p>
             <w:pPr>
+              <w:keepNext/>
               <w:spacing w:before="10" w:after="10" w:line="216" w:lineRule="auto"/>
               <w:ind w:firstLine="0"/>
               <w:jc w:val="left"/>
@@ -2670,7 +2491,7 @@
                 <w:sz w:val="17"/>
                 <w:szCs w:val="17"/>
               </w:rPr>
-              <w:t xml:space="preserve">Score</w:t>
+              <w:t xml:space="preserve">Seed-dependent parts</w:t>
             </w:r>
           </w:p>
         </w:tc>
@@ -2681,6 +2502,7 @@
           </w:tcPr>
           <w:p>
             <w:pPr>
+              <w:keepNext/>
               <w:spacing w:before="10" w:after="10" w:line="216" w:lineRule="auto"/>
               <w:ind w:firstLine="0"/>
               <w:jc w:val="left"/>
@@ -2690,7 +2512,7 @@
                 <w:sz w:val="17"/>
                 <w:szCs w:val="17"/>
               </w:rPr>
-              <w:t xml:space="preserve">predicted probability of stego</w:t>
+              <w:t xml:space="preserve">variant sampling (P2, P3)</w:t>
             </w:r>
           </w:p>
         </w:tc>
@@ -2701,6 +2523,7 @@
           </w:tcPr>
           <w:p>
             <w:pPr>
+              <w:keepNext/>
               <w:spacing w:before="10" w:after="10" w:line="216" w:lineRule="auto"/>
               <w:ind w:firstLine="0"/>
               <w:jc w:val="left"/>
@@ -2709,9 +2532,73 @@
               <w:rPr>
                 <w:sz w:val="17"/>
                 <w:szCs w:val="17"/>
-                <w:highlight w:val="yellow"/>
-              </w:rPr>
-              <w:t xml:space="preserve">[vote fraction or summed FLD projections]</w:t>
+              </w:rPr>
+              <w:t xml:space="preserve">variant sampling (P2, P3); random parts of ensemble training</w:t>
+            </w:r>
+          </w:p>
+        </w:tc>
+      </w:tr>
+      <w:tr>
+        <w:trPr>
+          <w:cantSplit/>
+        </w:trPr>
+        <w:tc>
+          <w:tcPr>
+            <w:tcW w:w="1650" w:type="dxa"/>
+            <w:vAlign w:val="center"/>
+          </w:tcPr>
+          <w:p>
+            <w:pPr>
+              <w:spacing w:before="10" w:after="10" w:line="216" w:lineRule="auto"/>
+              <w:ind w:firstLine="0"/>
+              <w:jc w:val="left"/>
+            </w:pPr>
+            <w:r>
+              <w:rPr>
+                <w:sz w:val="17"/>
+                <w:szCs w:val="17"/>
+              </w:rPr>
+              <w:t xml:space="preserve">Output</w:t>
+            </w:r>
+          </w:p>
+        </w:tc>
+        <w:tc>
+          <w:tcPr>
+            <w:tcW w:w="2634" w:type="dxa"/>
+            <w:vAlign w:val="center"/>
+          </w:tcPr>
+          <w:p>
+            <w:pPr>
+              <w:spacing w:before="10" w:after="10" w:line="216" w:lineRule="auto"/>
+              <w:ind w:firstLine="0"/>
+              <w:jc w:val="left"/>
+            </w:pPr>
+            <w:r>
+              <w:rPr>
+                <w:sz w:val="17"/>
+                <w:szCs w:val="17"/>
+              </w:rPr>
+              <w:t xml:space="preserve">real-valued score, higher for stego</w:t>
+            </w:r>
+          </w:p>
+        </w:tc>
+        <w:tc>
+          <w:tcPr>
+            <w:tcW w:w="2634" w:type="dxa"/>
+            <w:vAlign w:val="center"/>
+          </w:tcPr>
+          <w:p>
+            <w:pPr>
+              <w:spacing w:before="10" w:after="10" w:line="216" w:lineRule="auto"/>
+              <w:ind w:firstLine="0"/>
+              <w:jc w:val="left"/>
+            </w:pPr>
+            <w:r>
+              <w:rPr>
+                <w:sz w:val="17"/>
+                <w:szCs w:val="17"/>
+              </w:rPr>
+              <w:t xml:space="preserve">real-valued score, higher for stego</w:t>
             </w:r>
           </w:p>
         </w:tc>
@@ -2746,25 +2633,7 @@
         </w:r>
       </w:fldSimple>
       <w:r>
-        <w:t xml:space="preserve"> differ only in the stego variant attached to each of the 360 training covers. For every training cover and seed, one variant is drawn </w:t>
-      </w:r>
-      <w:r>
-        <w:rPr>
-          <w:highlight w:val="yellow"/>
-        </w:rPr>
-        <w:t xml:space="preserve">[uniformly at random]</w:t>
-      </w:r>
-      <w:r>
-        <w:t xml:space="preserve"> from the protocol's pool, so each run sees 360 cover–stego pairs built from the same 360 covers; P1 involves no sampling. Validation covers are paired in the same way </w:t>
-      </w:r>
-      <w:r>
-        <w:rPr>
-          <w:highlight w:val="yellow"/>
-        </w:rPr>
-        <w:t xml:space="preserve">[confirm]</w:t>
-      </w:r>
-      <w:r>
-        <w:t xml:space="preserve"> and serve only for thresholds. HILL never enters training or validation, and S-UNIWARD is unseen under P1. Seeds 42, 43 and 44 control the variant draws and the random parts of model fitting.</w:t>
+        <w:t xml:space="preserve"> differ only in the stego variant attached to each of the 360 training covers. For every training cover and seed, one variant is sampled from the protocol's pool, so each run sees 360 cover–stego pairs built from the same 360 covers; P1 involves no sampling. Validation images serve only to set thresholds. HILL never enters training or validation, and S-UNIWARD is unseen under P1. Seeds 42, 43 and 44 control the variant draws and the random parts of model fitting.</w:t>
       </w:r>
     </w:p>
     <w:p>
@@ -2820,9 +2689,9 @@
       </w:tblPr>
       <w:tblGrid>
         <w:gridCol w:w="600"/>
-        <w:gridCol w:w="2350"/>
-        <w:gridCol w:w="1500"/>
-        <w:gridCol w:w="2468"/>
+        <w:gridCol w:w="2500"/>
+        <w:gridCol w:w="1050"/>
+        <w:gridCol w:w="2768"/>
       </w:tblGrid>
       <w:tr>
         <w:trPr>
@@ -2857,7 +2726,7 @@
         </w:tc>
         <w:tc>
           <w:tcPr>
-            <w:tcW w:w="2350" w:type="dxa"/>
+            <w:tcW w:w="2500" w:type="dxa"/>
             <w:tcBorders>
               <w:bottom w:val="single" w:sz="4" w:space="0" w:color="000000"/>
             </w:tcBorders>
@@ -2877,13 +2746,13 @@
                 <w:sz w:val="17"/>
                 <w:szCs w:val="17"/>
               </w:rPr>
-              <w:t xml:space="preserve">Training/validation stego pool</w:t>
-            </w:r>
-          </w:p>
-        </w:tc>
-        <w:tc>
-          <w:tcPr>
-            <w:tcW w:w="1500" w:type="dxa"/>
+              <w:t xml:space="preserve">Training stego pool</w:t>
+            </w:r>
+          </w:p>
+        </w:tc>
+        <w:tc>
+          <w:tcPr>
+            <w:tcW w:w="1050" w:type="dxa"/>
             <w:tcBorders>
               <w:bottom w:val="single" w:sz="4" w:space="0" w:color="000000"/>
             </w:tcBorders>
@@ -2903,13 +2772,13 @@
                 <w:sz w:val="17"/>
                 <w:szCs w:val="17"/>
               </w:rPr>
-              <w:t xml:space="preserve">Expected training pairs</w:t>
-            </w:r>
-          </w:p>
-        </w:tc>
-        <w:tc>
-          <w:tcPr>
-            <w:tcW w:w="2468" w:type="dxa"/>
+              <w:t xml:space="preserve">Variants in pool</w:t>
+            </w:r>
+          </w:p>
+        </w:tc>
+        <w:tc>
+          <w:tcPr>
+            <w:tcW w:w="2768" w:type="dxa"/>
             <w:tcBorders>
               <w:bottom w:val="single" w:sz="4" w:space="0" w:color="000000"/>
             </w:tcBorders>
@@ -2961,7 +2830,7 @@
         </w:tc>
         <w:tc>
           <w:tcPr>
-            <w:tcW w:w="2350" w:type="dxa"/>
+            <w:tcW w:w="2500" w:type="dxa"/>
             <w:vAlign w:val="center"/>
           </w:tcPr>
           <w:p>
@@ -2982,7 +2851,7 @@
         </w:tc>
         <w:tc>
           <w:tcPr>
-            <w:tcW w:w="1500" w:type="dxa"/>
+            <w:tcW w:w="1050" w:type="dxa"/>
             <w:vAlign w:val="center"/>
           </w:tcPr>
           <w:p>
@@ -2997,13 +2866,13 @@
                 <w:sz w:val="17"/>
                 <w:szCs w:val="17"/>
               </w:rPr>
-              <w:t xml:space="preserve">360 WOW 0.4</w:t>
-            </w:r>
-          </w:p>
-        </w:tc>
-        <w:tc>
-          <w:tcPr>
-            <w:tcW w:w="2468" w:type="dxa"/>
+              <w:t xml:space="preserve">1</w:t>
+            </w:r>
+          </w:p>
+        </w:tc>
+        <w:tc>
+          <w:tcPr>
+            <w:tcW w:w="2768" w:type="dxa"/>
             <w:vAlign w:val="center"/>
           </w:tcPr>
           <w:p>
@@ -3050,7 +2919,7 @@
         </w:tc>
         <w:tc>
           <w:tcPr>
-            <w:tcW w:w="2350" w:type="dxa"/>
+            <w:tcW w:w="2500" w:type="dxa"/>
             <w:vAlign w:val="center"/>
           </w:tcPr>
           <w:p>
@@ -3071,7 +2940,7 @@
         </w:tc>
         <w:tc>
           <w:tcPr>
-            <w:tcW w:w="1500" w:type="dxa"/>
+            <w:tcW w:w="1050" w:type="dxa"/>
             <w:vAlign w:val="center"/>
           </w:tcPr>
           <w:p>
@@ -3086,13 +2955,13 @@
                 <w:sz w:val="17"/>
                 <w:szCs w:val="17"/>
               </w:rPr>
-              <w:t xml:space="preserve">≈180 per algorithm</w:t>
-            </w:r>
-          </w:p>
-        </w:tc>
-        <w:tc>
-          <w:tcPr>
-            <w:tcW w:w="2468" w:type="dxa"/>
+              <w:t xml:space="preserve">2</w:t>
+            </w:r>
+          </w:p>
+        </w:tc>
+        <w:tc>
+          <w:tcPr>
+            <w:tcW w:w="2768" w:type="dxa"/>
             <w:vAlign w:val="center"/>
           </w:tcPr>
           <w:p>
@@ -3138,7 +3007,7 @@
         </w:tc>
         <w:tc>
           <w:tcPr>
-            <w:tcW w:w="2350" w:type="dxa"/>
+            <w:tcW w:w="2500" w:type="dxa"/>
             <w:vAlign w:val="center"/>
           </w:tcPr>
           <w:p>
@@ -3158,7 +3027,7 @@
         </w:tc>
         <w:tc>
           <w:tcPr>
-            <w:tcW w:w="1500" w:type="dxa"/>
+            <w:tcW w:w="1050" w:type="dxa"/>
             <w:vAlign w:val="center"/>
           </w:tcPr>
           <w:p>
@@ -3172,13 +3041,13 @@
                 <w:sz w:val="17"/>
                 <w:szCs w:val="17"/>
               </w:rPr>
-              <w:t xml:space="preserve">≈90 per combination</w:t>
-            </w:r>
-          </w:p>
-        </w:tc>
-        <w:tc>
-          <w:tcPr>
-            <w:tcW w:w="2468" w:type="dxa"/>
+              <w:t xml:space="preserve">4</w:t>
+            </w:r>
+          </w:p>
+        </w:tc>
+        <w:tc>
+          <w:tcPr>
+            <w:tcW w:w="2768" w:type="dxa"/>
             <w:vAlign w:val="center"/>
           </w:tcPr>
           <w:p>
@@ -3251,7 +3120,7 @@
         <w:t xml:space="preserve">MD</w:t>
       </w:r>
       <w:r>
-        <w:t xml:space="preserve">)/2 on the validation pairs, where P</w:t>
+        <w:t xml:space="preserve">)/2 on the validation scores, where P</w:t>
       </w:r>
       <w:r>
         <w:rPr>
@@ -3521,94 +3390,13 @@
         <w:pStyle w:val="p1a"/>
       </w:pPr>
       <w:r>
-        <w:t xml:space="preserve">Each comparison is a paired difference ΔAUC = AUC(shifted) − AUC(reference): HILL 0.4 minus WOW 0.4 under P1 (RQ1), P3 minus P2 on HILL 0.4 (RQ2), and 0.1 minus 0.4 bpp for each detector, protocol and algorithm (RQ3, 18 comparisons). Negative values mean a loss under the shift. The point estimate is the mean of the three per-seed differences, and its 95% interval comes from a paired bootstrap in which the resampling unit is the source test cover. Each of B = </w:t>
-      </w:r>
-      <w:r>
-        <w:rPr>
-          <w:highlight w:val="yellow"/>
-        </w:rPr>
-        <w:t xml:space="preserve">[number of replicates]</w:t>
-      </w:r>
-      <w:r>
-        <w:t xml:space="preserve"> replicates draws 120 cover IDs with replacement; a drawn cover brings its cover score and its stego scores under both compared conditions, so the pairing is preserved, and the same draw is applied to all three seeds. The interval is given by the 2.5th and 97.5th percentiles of the replicate seed-averaged ΔAUC </w:t>
-      </w:r>
-      <w:r>
-        <w:rPr>
-          <w:highlight w:val="yellow"/>
-        </w:rPr>
-        <w:t xml:space="preserve">[confirm against bootstrap code]</w:t>
-      </w:r>
-      <w:r>
-        <w:t xml:space="preserve">.</w:t>
+        <w:t xml:space="preserve">Each comparison is a paired difference ΔAUC = AUC(shifted) − AUC(reference): HILL 0.4 minus WOW 0.4 under P1 (RQ1), P3 minus P2 on HILL 0.4 (RQ2), and 0.1 minus 0.4 bpp for each detector, protocol and algorithm (RQ3, 18 comparisons). Negative values mean a loss under the shift. The point estimate is the mean of the three per-seed differences, which equals the difference of the seed-mean AUCs. Its 95% interval comes from a paired bootstrap in which the resampling unit is the source test cover: each replicate draws 120 test cover IDs with replacement, and a drawn cover brings its cover score together with its stego scores under both compared conditions, so the pairing is preserved. Individual stego images are never resampled on their own.</w:t>
       </w:r>
     </w:p>
     <w:p>
       <w:pPr/>
       <w:r>
-        <w:t xml:space="preserve">Seed standard deviations (at most 0.028, Supplementary Table S1) describe training randomness on fixed data; the bootstrap describes the sampling of test covers given the trained models. Neither covers another choice of covers or split, so the intervals are conditional on this partition. A direction is called supported only when its interval excludes zero; an interval containing zero is inconclusive, not evidence of equivalence. The 18 RQ3 intervals are not adjusted for multiplicity. All runs store per-image scores, the manifest and the seeds. Experiments used Python </w:t>
-      </w:r>
-      <w:r>
-        <w:rPr>
-          <w:highlight w:val="yellow"/>
-        </w:rPr>
-        <w:t xml:space="preserve">[ver.]</w:t>
-      </w:r>
-      <w:r>
-        <w:t xml:space="preserve">, NumPy </w:t>
-      </w:r>
-      <w:r>
-        <w:rPr>
-          <w:highlight w:val="yellow"/>
-        </w:rPr>
-        <w:t xml:space="preserve">[ver.]</w:t>
-      </w:r>
-      <w:r>
-        <w:t xml:space="preserve">, scikit-learn </w:t>
-      </w:r>
-      <w:r>
-        <w:rPr>
-          <w:highlight w:val="yellow"/>
-        </w:rPr>
-        <w:t xml:space="preserve">[ver.]</w:t>
-      </w:r>
-      <w:r>
-        <w:t xml:space="preserve">, sealwatch </w:t>
-      </w:r>
-      <w:r>
-        <w:rPr>
-          <w:highlight w:val="yellow"/>
-        </w:rPr>
-        <w:t xml:space="preserve">[ver.]</w:t>
-      </w:r>
-      <w:r>
-        <w:t xml:space="preserve"> and </w:t>
-      </w:r>
-      <w:r>
-        <w:rPr>
-          <w:highlight w:val="yellow"/>
-        </w:rPr>
-        <w:t xml:space="preserve">[embedding library, ver.]</w:t>
-      </w:r>
-      <w:r>
-        <w:t xml:space="preserve"> on </w:t>
-      </w:r>
-      <w:r>
-        <w:rPr>
-          <w:highlight w:val="yellow"/>
-        </w:rPr>
-        <w:t xml:space="preserve">[CPU, RAM, OS]</w:t>
-      </w:r>
-      <w:r>
-        <w:t xml:space="preserve">; code, manifest and scores are available at </w:t>
-      </w:r>
-      <w:r>
-        <w:rPr>
-          <w:highlight w:val="yellow"/>
-        </w:rPr>
-        <w:t xml:space="preserve">[repository URL or “on request”]</w:t>
-      </w:r>
-      <w:r>
-        <w:t xml:space="preserve">.</w:t>
+        <w:t xml:space="preserve">Seed standard deviations (at most 0.028, Supplementary Table S1) describe training randomness on fixed data; the bootstrap describes the sampling of test covers given the trained models. Neither covers another choice of covers or split, so the intervals are conditional on this partition. A direction is called supported only when its interval excludes zero; an interval containing zero is inconclusive, not evidence of equivalence. The 18 RQ3 intervals are not adjusted for multiplicity. Every run stores its per-image prediction scores, and the manifest stores the embedding seed and SHA-256 hash of every image, so all tables can be recomputed from the saved files.</w:t>
       </w:r>
     </w:p>
     <w:p>
@@ -5944,7 +5732,7 @@
         <w:pStyle w:val="p1a"/>
       </w:pPr>
       <w:r>
-        <w:t xml:space="preserve">P3 adds 0.1 bpp WOW and S-UNIWARD variants to the P2 pool at the same 360 pairs, which halves the expected number of 0.4 bpp training examples. On unseen HILL 0.4, SRM+Ensemble scores 0.653 under P2 and 0.632 under P3 (ΔAUC = −0.022, 95% CI [−0.050, +0.005]); for Residual-LR the difference is −0.005 [−0.020, +0.007]. Both intervals include zero, so the data show neither an improvement nor equivalence of the two protocols. For SRM+Ensemble the point estimates also fall on matched 0.4 bpp conditions (WOW 0.713 → 0.686, S-UNIWARD 0.717 → 0.677), and AUC at 0.1 bpp does not rise although 0.1 bpp is now trained on. One untested explanation is that, at fixed size, weak 0.1 bpp examples dilute the 0.4 bpp signal.</w:t>
+        <w:t xml:space="preserve">P3 adds 0.1 bpp WOW and S-UNIWARD variants to the P2 pool at the same 360 pairs, so fewer training pairs carry the stronger 0.4 bpp signal. On unseen HILL 0.4, SRM+Ensemble scores 0.653 under P2 and 0.632 under P3 (ΔAUC = −0.022, 95% CI [−0.050, +0.005]); for Residual-LR the difference is −0.005 [−0.020, +0.007]. Both intervals include zero, so the data show neither an improvement nor equivalence of the two protocols. For SRM+Ensemble the point estimates also fall on matched 0.4 bpp conditions (WOW 0.713 → 0.686, S-UNIWARD 0.717 → 0.677), and AUC at 0.1 bpp does not rise although 0.1 bpp is now trained on. One untested explanation is that, at fixed size, weak 0.1 bpp examples dilute the 0.4 bpp signal.</w:t>
       </w:r>
     </w:p>
     <w:p>

--- a/manuscript/StegaGuard_revised.docx
+++ b/manuscript/StegaGuard_revised.docx
@@ -120,7 +120,7 @@
         <w:t xml:space="preserve">Abstract.</w:t>
       </w:r>
       <w:r>
-        <w:t xml:space="preserve"> Steganalysis detectors are trained on known embedding algorithms and payloads, but an adversary can change both. StegaGuard is a controlled robustness study of two existing feature-based detectors: Residual-LR (76 residual statistics, logistic regression) and SRM+Ensemble (34,671 Spatial Rich Model features, Fisher linear discriminant ensemble). We split 600 BOSSbase 1.01 covers, resized to 256 × 256, into 360 training, 120 validation and 120 test covers before embedding them with WOW, S-UNIWARD and HILL at 0.1 and 0.4 bpp, so every stego variant stays in the partition of its source cover. Three training protocols of 360 cover–stego pairs were run with three seeds, and paired differences were assessed by a bootstrap over test covers. Trained on WOW at 0.4 bpp, SRM+Ensemble reached an AUC of 0.714 on matched WOW and 0.645 on unseen HILL (ΔAUC = −0.070, 95% CI [−0.093, −0.046]). Adding 0.1 bpp variants to a WOW/S-UNIWARD training pool gave no reliable change on unseen HILL (ΔAUC = −0.022, 95% CI [−0.050, +0.005]). AUC at 0.1 bpp was lower than at 0.4 bpp in all 18 comparisons (ΔAUC −0.022 to −0.183). At thresholds set for a validation false-positive rate (FPR) of at most 1%, mean recall was 0.062 and 0.080 while the test FPR was 0.045 and 0.034, so neither detector operated reliably at a 1% false-alarm budget on this resized BOSSbase subset.</w:t>
+        <w:t xml:space="preserve"> Steganalysis detectors are trained on known embedding algorithms and payloads, but an adversary can change both. StegaGuard is a controlled robustness study of two existing feature-based detectors: Residual-LR (76 residual statistics, logistic regression) and SRM+Ensemble (34,671 Spatial Rich Model features, Fisher linear discriminant ensemble). We split 600 BOSSbase 1.01 covers, resized to 256 × 256, into 360 training, 120 validation and 120 test covers before embedding them with WOW, S-UNIWARD and HILL at 0.1 and 0.4 bpp, so every stego variant stays in the partition of its source cover. Three training protocols of 360 cover–stego pairs were run with three seeds, and paired differences were assessed by a bootstrap over test covers. Trained on WOW at 0.4 bpp, SRM+Ensemble reached an AUC of 0.714 on matched WOW and 0.645 on unseen HILL (ΔAUC = −0.070, 95% CI [−0.093, −0.046]). Adding 0.1 bpp variants to a WOW/S-UNIWARD training pool gave SRM+Ensemble no reliable change on unseen HILL (ΔAUC = −0.022, 95% CI [−0.050, +0.005]). AUC at 0.1 bpp was lower than at 0.4 bpp in all 18 comparisons (ΔAUC −0.022 to −0.183). At thresholds set for a validation false-positive rate (FPR) of at most 1%, mean recall was 0.062 for Residual-LR and 0.080 for SRM+Ensemble at mean test FPRs of 0.045 and 0.034, so neither detector operated reliably at a 1% false-alarm budget on this resized BOSSbase subset.</w:t>
       </w:r>
     </w:p>
     <w:p>
@@ -164,7 +164,7 @@
         <w:t xml:space="preserve">[5–7]</w:t>
       </w:r>
       <w:r>
-        <w:t xml:space="preserve">, or learn the residual filters with a convolutional network such as Yedroudj-Net or SRNet </w:t>
+        <w:t xml:space="preserve">, or train a convolutional neural network (CNN) such as Yedroudj-Net or SRNet </w:t>
       </w:r>
       <w:r>
         <w:t xml:space="preserve">[8, 9]</w:t>
@@ -310,7 +310,7 @@
         <w:t xml:space="preserve">RQ1 (unseen algorithm).</w:t>
       </w:r>
       <w:r>
-        <w:t xml:space="preserve"> Under protocol P1, which trains on WOW at 0.4 bpp, how does detection of unseen HILL at 0.4 bpp compare with detection of matched WOW at 0.4 bpp on the same test covers?</w:t>
+        <w:t xml:space="preserve"> Under protocol P1, which trains on WOW at 0.4 bits per pixel (bpp), how does detection of unseen HILL at 0.4 bpp compare with detection of matched WOW at 0.4 bpp on the same test covers?</w:t>
       </w:r>
     </w:p>
     <w:p>
@@ -361,7 +361,7 @@
         <w:t xml:space="preserve"> </w:t>
       </w:r>
       <w:r>
-        <w:t xml:space="preserve">(i) A controlled evaluation in which both detectors share covers, training size, seeds and test images, so that differences between protocols P1–P3 trace back to the training pool. (ii) Source-cover leakage prevention: the split is fixed before embedding and audited against a hashed manifest. (iii) A robustness assessment of algorithm, mixed-training and payload shift with paired ΔAUC and bootstrap intervals over test covers. (iv) A security operating-point analysis that separates the validation-selected threshold from the FPR observed on test covers.</w:t>
+        <w:t xml:space="preserve">(i) A controlled evaluation in which both detectors share covers, training size, seeds and test images, so that differences between protocols P1–P3 trace back to the training pool. (ii) Source-cover leakage prevention: the split is fixed before embedding and audited against a hashed manifest. (iii) A robustness assessment of algorithm and payload shift and of mixed training with paired ΔAUC and bootstrap intervals over test covers. (iv) A security operating-point analysis that separates the validation-selected threshold from the FPR observed on test covers.</w:t>
       </w:r>
     </w:p>
     <w:p>
@@ -403,13 +403,13 @@
         <w:t xml:space="preserve">[6]</w:t>
       </w:r>
       <w:r>
-        <w:t xml:space="preserve">, usually classified by the FLD ensemble, which handles this dimension through random subspaces and bagging </w:t>
+        <w:t xml:space="preserve">, usually classified by the Fisher linear discriminant (FLD) ensemble, which handles this dimension through random subspaces and bagging </w:t>
       </w:r>
       <w:r>
         <w:t xml:space="preserve">[7]</w:t>
       </w:r>
       <w:r>
-        <w:t xml:space="preserve">. CNN detectors such as Yedroudj-Net and SRNet learn the filters and report lower error than SRM with the ensemble on BOSSbase-derived data, at a higher training cost </w:t>
+        <w:t xml:space="preserve">. CNN detectors such as Yedroudj-Net and SRNet report lower error than SRM with the ensemble in most tested BOSSbase-derived settings, at a higher training cost </w:t>
       </w:r>
       <w:r>
         <w:t xml:space="preserve">[8, 9]</w:t>
@@ -509,7 +509,7 @@
         <w:t xml:space="preserve">[17]</w:t>
       </w:r>
       <w:r>
-        <w:t xml:space="preserve">. Butora and Bas showed that two detectors with almost equal error can differ by about ten points in detection rate at an FPR of 10</w:t>
+        <w:t xml:space="preserve">. Butora and Bas reported that two detectors with almost equal error differed by about ten points in detection rate at an FPR of 10</w:t>
       </w:r>
       <w:r>
         <w:rPr>
@@ -518,7 +518,7 @@
         <w:t xml:space="preserve">−3</w:t>
       </w:r>
       <w:r>
-        <w:t xml:space="preserve"> </w:t>
+        <w:t xml:space="preserve">, while noting that such estimates from 2,000 test images are noisy </w:t>
       </w:r>
       <w:r>
         <w:t xml:space="preserve">[18]</w:t>
@@ -554,6 +554,7 @@
     <w:p>
       <w:pPr>
         <w:pStyle w:val="tablecaption"/>
+        <w:jc w:val="both"/>
       </w:pPr>
       <w:r>
         <w:rPr>
@@ -581,7 +582,25 @@
         <w:t xml:space="preserve">. </w:t>
       </w:r>
       <w:r>
-        <w:t xml:space="preserve">Comparison with representative steganalysis studies.</w:t>
+        <w:t xml:space="preserve">Comparison with representative steganalysis studies. P</w:t>
+      </w:r>
+      <w:r>
+        <w:rPr>
+          <w:vertAlign w:val="subscript"/>
+        </w:rPr>
+        <w:t xml:space="preserve">E</w:t>
+      </w:r>
+      <w:r>
+        <w:t xml:space="preserve">: minimum average error under equal priors; P</w:t>
+      </w:r>
+      <w:r>
+        <w:rPr>
+          <w:vertAlign w:val="subscript"/>
+        </w:rPr>
+        <w:t xml:space="preserve">MD</w:t>
+      </w:r>
+      <w:r>
+        <w:t xml:space="preserve">: missed-detection probability; CSM: cover-source mismatch.</w:t>
       </w:r>
     </w:p>
     <w:tbl>
@@ -1279,7 +1298,7 @@
                 <w:sz w:val="15"/>
                 <w:szCs w:val="15"/>
               </w:rPr>
-              <w:t xml:space="preserve">Rich features + FLD ensemble</w:t>
+              <w:t xml:space="preserve">Feature-based, various dimensions</w:t>
             </w:r>
           </w:p>
         </w:tc>
@@ -1488,7 +1507,7 @@
                 <w:sz w:val="15"/>
                 <w:szCs w:val="15"/>
               </w:rPr>
-              <w:t xml:space="preserve">No fixed FPR</w:t>
+              <w:t xml:space="preserve">Not reported</w:t>
             </w:r>
           </w:p>
         </w:tc>
@@ -1605,7 +1624,7 @@
                 <w:sz w:val="15"/>
                 <w:szCs w:val="15"/>
               </w:rPr>
-              <w:t xml:space="preserve">Cover source</w:t>
+              <w:t xml:space="preserve">Cover source, algorithm</w:t>
             </w:r>
           </w:p>
         </w:tc>
@@ -1876,7 +1895,7 @@
                 <w:sz w:val="15"/>
                 <w:szCs w:val="15"/>
               </w:rPr>
-              <w:t xml:space="preserve">Residual-LR; SRM + FLD ensemble</w:t>
+              <w:t xml:space="preserve">Residual-LR; SRM+Ensemble</w:t>
             </w:r>
           </w:p>
         </w:tc>
@@ -1967,10 +1986,10 @@
         <w:t xml:space="preserve">[13]</w:t>
       </w:r>
       <w:r>
-        <w:t xml:space="preserve">, and low-FPR operation is studied apart from shift </w:t>
-      </w:r>
-      <w:r>
-        <w:t xml:space="preserve">[18]</w:t>
+        <w:t xml:space="preserve">, and low-FPR evaluation is rarely combined with algorithm or payload shift </w:t>
+      </w:r>
+      <w:r>
+        <w:t xml:space="preserve">[16, 18]</w:t>
       </w:r>
       <w:r>
         <w:t xml:space="preserve">. To our knowledge, no study measures algorithm and payload shift for feature-based detectors under a split fixed before embedding, with paired intervals on identical test covers, while also reporting the FPR actually reached at a validation-selected threshold. StegaGuard addresses this gap.</w:t>
@@ -2049,7 +2068,7 @@
         <w:t xml:space="preserve">[4]</w:t>
       </w:r>
       <w:r>
-        <w:t xml:space="preserve"> at 0.1 and 0.4 bpp, giving six variants per cover: 600 stego images per algorithm–payload condition, 3,600 in total and 4,200 PNG files with the covers. Training, validation and test hold 2,160, 720 and 720 stego images (360, 120 and 120 per condition). Each stego file inherits the cover_id and split of its source, so a cover and its six variants always share a partition. The manifest records cover_id, split, algorithm, payload, embedding seed and SHA-256 hash; an audit confirmed that every cover_id lies in exactly one partition with exactly six variants and that no cover_id overlaps (manifest SHA-256 13c01ca9…2799e8c).</w:t>
+        <w:t xml:space="preserve"> at 0.1 and 0.4 bpp, giving six variants per cover: 600 stego images per algorithm–payload condition, 3,600 in total and 4,200 PNG files with the covers. Training, validation and test hold 2,160, 720 and 720 stego images (360, 120 and 120 per condition). Each stego file inherits the cover_id and split of its source, so a cover and its six variants always share a partition. The manifest records cover_id, split, algorithm, payload, embedding seed and SHA-256 hash; a manifest audit confirmed that every stego variant stays in the partition of its source cover (manifest SHA-256 13c01ca9…2799e8c).</w:t>
       </w:r>
     </w:p>
     <w:p>
@@ -2065,7 +2084,7 @@
         <w:pStyle w:val="p1a"/>
       </w:pPr>
       <w:r>
-        <w:t xml:space="preserve">Both detectors output a real-valued score, higher for stego, that is used for every metric; </w:t>
+        <w:t xml:space="preserve">Both detectors output a score, higher for stego, that is used for every metric; </w:t>
       </w:r>
       <w:r>
         <w:t xml:space="preserve">Table </w:t>
@@ -2094,7 +2113,7 @@
         <w:t xml:space="preserve">[21]</w:t>
       </w:r>
       <w:r>
-        <w:t xml:space="preserve"> and trains the Fisher linear discriminant (FLD) ensemble of </w:t>
+        <w:t xml:space="preserve"> and trains the FLD ensemble of </w:t>
       </w:r>
       <w:r>
         <w:t xml:space="preserve">[7]</w:t>
@@ -2109,7 +2128,7 @@
         <w:t xml:space="preserve">sub</w:t>
       </w:r>
       <w:r>
-        <w:t xml:space="preserve"> = 500. Both detectors keep the same settings in every protocol and seed, so differences between protocols come from the training data alone.</w:t>
+        <w:t xml:space="preserve"> = 500. Both detectors keep the same settings in every protocol and seed, so the configuration cannot explain differences between protocols.</w:t>
       </w:r>
     </w:p>
     <w:p>
@@ -2481,7 +2500,6 @@
           </w:tcPr>
           <w:p>
             <w:pPr>
-              <w:keepNext/>
               <w:spacing w:before="10" w:after="10" w:line="216" w:lineRule="auto"/>
               <w:ind w:firstLine="0"/>
               <w:jc w:val="left"/>
@@ -2502,7 +2520,6 @@
           </w:tcPr>
           <w:p>
             <w:pPr>
-              <w:keepNext/>
               <w:spacing w:before="10" w:after="10" w:line="216" w:lineRule="auto"/>
               <w:ind w:firstLine="0"/>
               <w:jc w:val="left"/>
@@ -2512,7 +2529,7 @@
                 <w:sz w:val="17"/>
                 <w:szCs w:val="17"/>
               </w:rPr>
-              <w:t xml:space="preserve">variant sampling (P2, P3)</w:t>
+              <w:t xml:space="preserve">variant sampling (P2, P3); random parts of model fitting</w:t>
             </w:r>
           </w:p>
         </w:tc>
@@ -2523,7 +2540,6 @@
           </w:tcPr>
           <w:p>
             <w:pPr>
-              <w:keepNext/>
               <w:spacing w:before="10" w:after="10" w:line="216" w:lineRule="auto"/>
               <w:ind w:firstLine="0"/>
               <w:jc w:val="left"/>
@@ -2533,72 +2549,7 @@
                 <w:sz w:val="17"/>
                 <w:szCs w:val="17"/>
               </w:rPr>
-              <w:t xml:space="preserve">variant sampling (P2, P3); random parts of ensemble training</w:t>
-            </w:r>
-          </w:p>
-        </w:tc>
-      </w:tr>
-      <w:tr>
-        <w:trPr>
-          <w:cantSplit/>
-        </w:trPr>
-        <w:tc>
-          <w:tcPr>
-            <w:tcW w:w="1650" w:type="dxa"/>
-            <w:vAlign w:val="center"/>
-          </w:tcPr>
-          <w:p>
-            <w:pPr>
-              <w:spacing w:before="10" w:after="10" w:line="216" w:lineRule="auto"/>
-              <w:ind w:firstLine="0"/>
-              <w:jc w:val="left"/>
-            </w:pPr>
-            <w:r>
-              <w:rPr>
-                <w:sz w:val="17"/>
-                <w:szCs w:val="17"/>
-              </w:rPr>
-              <w:t xml:space="preserve">Output</w:t>
-            </w:r>
-          </w:p>
-        </w:tc>
-        <w:tc>
-          <w:tcPr>
-            <w:tcW w:w="2634" w:type="dxa"/>
-            <w:vAlign w:val="center"/>
-          </w:tcPr>
-          <w:p>
-            <w:pPr>
-              <w:spacing w:before="10" w:after="10" w:line="216" w:lineRule="auto"/>
-              <w:ind w:firstLine="0"/>
-              <w:jc w:val="left"/>
-            </w:pPr>
-            <w:r>
-              <w:rPr>
-                <w:sz w:val="17"/>
-                <w:szCs w:val="17"/>
-              </w:rPr>
-              <w:t xml:space="preserve">real-valued score, higher for stego</w:t>
-            </w:r>
-          </w:p>
-        </w:tc>
-        <w:tc>
-          <w:tcPr>
-            <w:tcW w:w="2634" w:type="dxa"/>
-            <w:vAlign w:val="center"/>
-          </w:tcPr>
-          <w:p>
-            <w:pPr>
-              <w:spacing w:before="10" w:after="10" w:line="216" w:lineRule="auto"/>
-              <w:ind w:firstLine="0"/>
-              <w:jc w:val="left"/>
-            </w:pPr>
-            <w:r>
-              <w:rPr>
-                <w:sz w:val="17"/>
-                <w:szCs w:val="17"/>
-              </w:rPr>
-              <w:t xml:space="preserve">real-valued score, higher for stego</w:t>
+              <w:t xml:space="preserve">variant sampling (P2, P3); random parts of model fitting</w:t>
             </w:r>
           </w:p>
         </w:tc>
@@ -2633,7 +2584,7 @@
         </w:r>
       </w:fldSimple>
       <w:r>
-        <w:t xml:space="preserve"> differ only in the stego variant attached to each of the 360 training covers. For every training cover and seed, one variant is sampled from the protocol's pool, so each run sees 360 cover–stego pairs built from the same 360 covers; P1 involves no sampling. Validation images serve only to set thresholds. HILL never enters training or validation, and S-UNIWARD is unseen under P1. Seeds 42, 43 and 44 control the variant draws and the random parts of model fitting.</w:t>
+        <w:t xml:space="preserve"> differ only in the stego variant attached to each of the 360 training covers. For every training cover and seed, one variant is sampled from the protocol's pool, so each run sees 360 cover–stego pairs built from the same 360 covers; P1 involves no sampling. Validation images serve only to set thresholds. HILL is never used for model fitting or threshold selection, and S-UNIWARD is unseen under P1. Seeds 42, 43 and 44 control the variant draws and the random parts of model fitting.</w:t>
       </w:r>
     </w:p>
     <w:p>
@@ -2720,7 +2671,7 @@
                 <w:sz w:val="17"/>
                 <w:szCs w:val="17"/>
               </w:rPr>
-              <w:t xml:space="preserve">Protocol</w:t>
+              <w:t xml:space="preserve">P</w:t>
             </w:r>
           </w:p>
         </w:tc>
@@ -3077,7 +3028,7 @@
         <w:pStyle w:val="p1a"/>
       </w:pPr>
       <w:r>
-        <w:t xml:space="preserve">RQ1 uses P1 because only there is WOW 0.4 the sole training condition, so WOW 0.4 is matched and HILL 0.4 unseen for the same model. P2 and P3 differ only in the 0.1 bpp variants, which RQ2 isolates. In every comparison both conditions are scored on the same 120 test covers.</w:t>
+        <w:t xml:space="preserve">RQ1 uses P1 because it trains on WOW 0.4 alone, so WOW 0.4 is matched and HILL 0.4 unseen for the same model. P2 and P3 differ only in the 0.1 bpp variants, which RQ2 isolates. In every comparison both conditions are scored on the same 120 test covers.</w:t>
       </w:r>
     </w:p>
     <w:p>
@@ -3102,16 +3053,7 @@
         <w:t xml:space="preserve">BER</w:t>
       </w:r>
       <w:r>
-        <w:t xml:space="preserve">, minimizes the balanced error rate BER = (P</w:t>
-      </w:r>
-      <w:r>
-        <w:rPr>
-          <w:vertAlign w:val="subscript"/>
-        </w:rPr>
-        <w:t xml:space="preserve">FA</w:t>
-      </w:r>
-      <w:r>
-        <w:t xml:space="preserve"> + P</w:t>
+        <w:t xml:space="preserve">, is the balanced-error point on the validation scores, with BER = (FPR + P</w:t>
       </w:r>
       <w:r>
         <w:rPr>
@@ -3120,16 +3062,7 @@
         <w:t xml:space="preserve">MD</w:t>
       </w:r>
       <w:r>
-        <w:t xml:space="preserve">)/2 on the validation scores, where P</w:t>
-      </w:r>
-      <w:r>
-        <w:rPr>
-          <w:vertAlign w:val="subscript"/>
-        </w:rPr>
-        <w:t xml:space="preserve">FA</w:t>
-      </w:r>
-      <w:r>
-        <w:t xml:space="preserve"> and P</w:t>
+        <w:t xml:space="preserve">)/2 and P</w:t>
       </w:r>
       <w:r>
         <w:rPr>
@@ -3138,7 +3071,16 @@
         <w:t xml:space="preserve">MD</w:t>
       </w:r>
       <w:r>
-        <w:t xml:space="preserve"> are the false-alarm and missed-detection rates; F1 = 2·Prec·Rec/(Prec + Rec) and BER are reported on test at this threshold. The second threshold defines the security operating point. With s(c) the score of cover c and V the set of 120 validation covers,</w:t>
+        <w:t xml:space="preserve"> the missed-detection rate; F1 = 2·Prec·Rec/(Prec + Rec) and BER are reported on test at this threshold. The second, τ</w:t>
+      </w:r>
+      <w:r>
+        <w:rPr>
+          <w:vertAlign w:val="subscript"/>
+        </w:rPr>
+        <w:t xml:space="preserve">low</w:t>
+      </w:r>
+      <w:r>
+        <w:t xml:space="preserve">, defines the security operating point. It is set on the set V of 120 validation covers so that, with s(c) the score of cover c,</w:t>
       </w:r>
     </w:p>
     <w:p>
@@ -3156,21 +3098,47 @@
               <w:rPr>
                 <w:rFonts w:ascii="Cambria Math" w:hAnsi="Cambria Math"/>
               </w:rPr>
-              <m:t xml:space="preserve">τ</m:t>
+              <m:t xml:space="preserve">FPR</m:t>
             </m:r>
           </m:e>
           <m:sub>
             <m:r>
-              <m:rPr>
-                <m:sty m:val="p"/>
-              </m:rPr>
               <w:rPr>
                 <w:rFonts w:ascii="Cambria Math" w:hAnsi="Cambria Math"/>
               </w:rPr>
-              <m:t xml:space="preserve">low</m:t>
+              <m:t xml:space="preserve">V</m:t>
             </m:r>
           </m:sub>
         </m:sSub>
+        <m:d>
+          <m:dPr>
+            <m:begChr m:val="("/>
+            <m:endChr m:val=")"/>
+          </m:dPr>
+          <m:e>
+            <m:sSub>
+              <m:e>
+                <m:r>
+                  <w:rPr>
+                    <w:rFonts w:ascii="Cambria Math" w:hAnsi="Cambria Math"/>
+                  </w:rPr>
+                  <m:t xml:space="preserve">τ</m:t>
+                </m:r>
+              </m:e>
+              <m:sub>
+                <m:r>
+                  <m:rPr>
+                    <m:sty m:val="p"/>
+                  </m:rPr>
+                  <w:rPr>
+                    <w:rFonts w:ascii="Cambria Math" w:hAnsi="Cambria Math"/>
+                  </w:rPr>
+                  <m:t xml:space="preserve">low</m:t>
+                </m:r>
+              </m:sub>
+            </m:sSub>
+          </m:e>
+        </m:d>
         <m:r>
           <m:rPr>
             <m:sty m:val="p"/>
@@ -3180,36 +3148,8 @@
           </w:rPr>
           <m:t xml:space="preserve">=</m:t>
         </m:r>
-        <m:r>
-          <m:rPr>
-            <m:sty m:val="p"/>
-          </m:rPr>
-          <w:rPr>
-            <w:rFonts w:ascii="Cambria Math" w:hAnsi="Cambria Math"/>
-          </w:rPr>
-          <m:t xml:space="preserve">min</m:t>
-        </m:r>
-        <m:d>
-          <m:dPr>
-            <m:begChr m:val="{"/>
-            <m:endChr m:val="}"/>
-          </m:dPr>
-          <m:e>
-            <m:r>
-              <w:rPr>
-                <w:rFonts w:ascii="Cambria Math" w:hAnsi="Cambria Math"/>
-              </w:rPr>
-              <m:t xml:space="preserve">τ</m:t>
-            </m:r>
-            <m:r>
-              <m:rPr>
-                <m:sty m:val="p"/>
-              </m:rPr>
-              <w:rPr>
-                <w:rFonts w:ascii="Cambria Math" w:hAnsi="Cambria Math"/>
-              </w:rPr>
-              <m:t xml:space="preserve"> : </m:t>
-            </m:r>
+        <m:f>
+          <m:num>
             <m:d>
               <m:dPr>
                 <m:begChr m:val="|"/>
@@ -3281,43 +3221,33 @@
                       </w:rPr>
                       <m:t xml:space="preserve">≥</m:t>
                     </m:r>
-                    <m:r>
-                      <w:rPr>
-                        <w:rFonts w:ascii="Cambria Math" w:hAnsi="Cambria Math"/>
-                      </w:rPr>
-                      <m:t xml:space="preserve">τ</m:t>
-                    </m:r>
+                    <m:sSub>
+                      <m:e>
+                        <m:r>
+                          <w:rPr>
+                            <w:rFonts w:ascii="Cambria Math" w:hAnsi="Cambria Math"/>
+                          </w:rPr>
+                          <m:t xml:space="preserve">τ</m:t>
+                        </m:r>
+                      </m:e>
+                      <m:sub>
+                        <m:r>
+                          <m:rPr>
+                            <m:sty m:val="p"/>
+                          </m:rPr>
+                          <w:rPr>
+                            <w:rFonts w:ascii="Cambria Math" w:hAnsi="Cambria Math"/>
+                          </w:rPr>
+                          <m:t xml:space="preserve">low</m:t>
+                        </m:r>
+                      </m:sub>
+                    </m:sSub>
                   </m:e>
                 </m:d>
               </m:e>
             </m:d>
-            <m:r>
-              <m:rPr>
-                <m:sty m:val="p"/>
-              </m:rPr>
-              <w:rPr>
-                <w:rFonts w:ascii="Cambria Math" w:hAnsi="Cambria Math"/>
-              </w:rPr>
-              <m:t xml:space="preserve">≤</m:t>
-            </m:r>
-            <m:r>
-              <m:rPr>
-                <m:sty m:val="p"/>
-              </m:rPr>
-              <w:rPr>
-                <w:rFonts w:ascii="Cambria Math" w:hAnsi="Cambria Math"/>
-              </w:rPr>
-              <m:t xml:space="preserve">0.01</m:t>
-            </m:r>
-            <m:r>
-              <m:rPr>
-                <m:sty m:val="p"/>
-              </m:rPr>
-              <w:rPr>
-                <w:rFonts w:ascii="Cambria Math" w:hAnsi="Cambria Math"/>
-              </w:rPr>
-              <m:t xml:space="preserve">·</m:t>
-            </m:r>
+          </m:num>
+          <m:den>
             <m:d>
               <m:dPr>
                 <m:begChr m:val="|"/>
@@ -3332,8 +3262,26 @@
                 </m:r>
               </m:e>
             </m:d>
-          </m:e>
-        </m:d>
+          </m:den>
+        </m:f>
+        <m:r>
+          <m:rPr>
+            <m:sty m:val="p"/>
+          </m:rPr>
+          <w:rPr>
+            <w:rFonts w:ascii="Cambria Math" w:hAnsi="Cambria Math"/>
+          </w:rPr>
+          <m:t xml:space="preserve">≤</m:t>
+        </m:r>
+        <m:r>
+          <m:rPr>
+            <m:sty m:val="p"/>
+          </m:rPr>
+          <w:rPr>
+            <w:rFonts w:ascii="Cambria Math" w:hAnsi="Cambria Math"/>
+          </w:rPr>
+          <m:t xml:space="preserve">0.01</m:t>
+        </m:r>
       </m:oMath>
       <w:r>
         <w:tab/>
@@ -3347,7 +3295,7 @@
         <w:pStyle w:val="p1a"/>
       </w:pPr>
       <w:r>
-        <w:t xml:space="preserve">With |V| = 120, the constraint allows at most one validation false positive (0.83%). At τ</w:t>
+        <w:t xml:space="preserve">With |V| = 120, this allows at most one validation false positive (0.83%). At τ</w:t>
       </w:r>
       <w:r>
         <w:rPr>
@@ -3390,13 +3338,13 @@
         <w:pStyle w:val="p1a"/>
       </w:pPr>
       <w:r>
-        <w:t xml:space="preserve">Each comparison is a paired difference ΔAUC = AUC(shifted) − AUC(reference): HILL 0.4 minus WOW 0.4 under P1 (RQ1), P3 minus P2 on HILL 0.4 (RQ2), and 0.1 minus 0.4 bpp for each detector, protocol and algorithm (RQ3, 18 comparisons). Negative values mean a loss under the shift. The point estimate is the mean of the three per-seed differences, which equals the difference of the seed-mean AUCs. Its 95% interval comes from a paired bootstrap in which the resampling unit is the source test cover: each replicate draws 120 test cover IDs with replacement, and a drawn cover brings its cover score together with its stego scores under both compared conditions, so the pairing is preserved. Individual stego images are never resampled on their own.</w:t>
+        <w:t xml:space="preserve">Each comparison is a paired difference ΔAUC = AUC(shifted) − AUC(reference): HILL 0.4 minus WOW 0.4 under P1 (RQ1), P3 minus P2 on HILL 0.4 (RQ2), and 0.1 minus 0.4 bpp for each detector, protocol and algorithm (RQ3, 18 comparisons). Negative values mean a loss under the shift. The point estimate is the mean of the three per-seed differences, which equals the difference of the unrounded seed-mean AUCs (rounded table values may differ by 0.001). Its 95% interval comes from a paired bootstrap in which the resampling unit is the source test cover: each replicate draws 120 test cover IDs with replacement, and a drawn cover brings all of its cover and stego scores under both compared conditions, so the pairing is preserved. Individual stego images are never resampled on their own.</w:t>
       </w:r>
     </w:p>
     <w:p>
       <w:pPr/>
       <w:r>
-        <w:t xml:space="preserve">Seed standard deviations (at most 0.028, Supplementary Table S1) describe training randomness on fixed data; the bootstrap describes the sampling of test covers given the trained models. Neither covers another choice of covers or split, so the intervals are conditional on this partition. A direction is called supported only when its interval excludes zero; an interval containing zero is inconclusive, not evidence of equivalence. The 18 RQ3 intervals are not adjusted for multiplicity. Every run stores its per-image prediction scores, and the manifest stores the embedding seed and SHA-256 hash of every image, so all tables can be recomputed from the saved files.</w:t>
+        <w:t xml:space="preserve">Seed standard deviations (at most 0.028, Supplementary Table S1) describe training randomness on fixed data; the bootstrap describes the sampling of test covers given the trained models. Neither reflects a different choice of covers or split, so the intervals are conditional on this partition. A direction is called supported only when its interval excludes zero; an interval containing zero is inconclusive, not evidence of equivalence. The 18 RQ3 intervals are not adjusted for multiplicity. Every run stores its per-image prediction scores, and the manifest stores the embedding seed and SHA-256 hash of every image, so all tables can be recomputed from the saved files.</w:t>
       </w:r>
     </w:p>
     <w:p>
@@ -4881,13 +4829,13 @@
         </w:r>
       </w:fldSimple>
       <w:r>
-        <w:t xml:space="preserve">); the interval of the paired ΔAUC excludes zero, and BER rises from 0.347 to 0.386. For Residual-LR the difference is +0.024 [−0.007, +0.056], but with a matched AUC of 0.546 there is no matched signal against which a shift could be measured.</w:t>
+        <w:t xml:space="preserve">); the interval of the paired ΔAUC excludes zero, and BER rises from 0.347 to 0.386. For Residual-LR the difference is +0.024 [−0.007, +0.056], but with a matched AUC of only 0.546 the matched signal is too weak to serve as a reference for a shift.</w:t>
       </w:r>
     </w:p>
     <w:p>
       <w:pPr/>
       <w:r>
-        <w:t xml:space="preserve">This loss is not a pure effect of algorithm mismatch. HILL was designed to be harder to detect than WOW with rich-model features </w:t>
+        <w:t xml:space="preserve">This loss need not be a pure effect of algorithm mismatch. HILL was designed to be harder to detect than WOW with rich-model features </w:t>
       </w:r>
       <w:r>
         <w:t xml:space="preserve">[4]</w:t>
@@ -5290,7 +5238,7 @@
                 <w:sz w:val="17"/>
                 <w:szCs w:val="17"/>
               </w:rPr>
-              <w:t xml:space="preserve">No matched signal</w:t>
+              <w:t xml:space="preserve">Weak matched signal</w:t>
             </w:r>
           </w:p>
         </w:tc>
@@ -5786,7 +5734,7 @@
         </w:r>
       </w:fldSimple>
       <w:r>
-        <w:t xml:space="preserve"> summarizes them per detector and protocol; Supplementary Table S2 lists every interval. All 18 differences are negative and all 18 intervals lie below zero. For SRM+Ensemble the losses range from −0.115 to −0.183 with upper bounds no higher than −0.088; for Residual-LR they are smaller (−0.022 to −0.060) and one interval ends at −0.001 (P3 WOW). As the intervals are unadjusted and share covers and models, the common sign is not 18 independent confirmations, and the weakest Residual-LR intervals are not strong evidence on their own.</w:t>
+        <w:t xml:space="preserve"> summarizes them per detector and protocol; Supplementary Table S2 lists every interval. All 18 differences are negative and all 18 intervals lie below zero. The SRM+Ensemble losses are about three times those of Residual-LR, and one Residual-LR interval ends at −0.001 (P3 WOW). As the intervals are unadjusted and share covers and models, the common sign is not 18 independent confirmations.</w:t>
       </w:r>
     </w:p>
     <w:p>
@@ -5869,6 +5817,7 @@
     <w:p>
       <w:pPr>
         <w:pStyle w:val="tablecaption"/>
+        <w:jc w:val="both"/>
       </w:pPr>
       <w:r>
         <w:rPr>
@@ -5896,7 +5845,7 @@
         <w:t xml:space="preserve">. </w:t>
       </w:r>
       <w:r>
-        <w:t xml:space="preserve">RQ3 summary over the three algorithms, ΔAUC = AUC(0.1 bpp) − AUC(0.4 bpp).</w:t>
+        <w:t xml:space="preserve">RQ3 summary over the three algorithms, ΔAUC = AUC(0.1 bpp) − AUC(0.4 bpp), computed from unrounded AUCs.</w:t>
       </w:r>
     </w:p>
     <w:tbl>
@@ -7033,7 +6982,7 @@
         <w:t xml:space="preserve"> </w:t>
       </w:r>
       <w:r>
-        <w:t xml:space="preserve">Lowering the payload from 0.4 to 0.1 bpp reduced AUC in every tested combination, and for SRM+Ensemble (0.517–0.550 at 0.1 bpp) it removed most of the usable signal. The loss persists under P3, whose pool contains 0.1 bpp examples, so at 360 pairs training on the lower payload did not offset the weaker signal. The finding is limited to the three algorithms, two payloads and image size studied.</w:t>
+        <w:t xml:space="preserve">Lowering the payload from 0.4 to 0.1 bpp lowered the AUC point estimate in all 18 combinations. The loss is clear for SRM+Ensemble, whose AUC of 0.517–0.550 at 0.1 bpp leaves little usable signal, whereas the weakest Residual-LR intervals end close to zero. The loss persists under P3, whose pool contains 0.1 bpp examples, so at 360 pairs training on the lower payload did not offset the weaker signal. The finding is limited to the three algorithms, two payloads and image size studied.</w:t>
       </w:r>
     </w:p>
     <w:p>
@@ -7057,7 +7006,7 @@
         </w:r>
       </w:fldSimple>
       <w:r>
-        <w:t xml:space="preserve"> reports the operating point of Eq. (1). The threshold allows at most one false positive among the 120 validation covers, yet on test covers every detector–protocol cell exceeds the 1% target, with observed FPRs of 0.022–0.053. Residual-LR under P1 is deterministic and gives 5 false positives in 120 test covers per run; the exact 95% Clopper–Pearson interval for 5/120, [1.4%, 9.5%], excludes 1%. A likely reason is that τ</w:t>
+        <w:t xml:space="preserve"> reports the operating point of Eq. (1). The threshold allows at most one false positive among the 120 validation covers, yet on test covers every detector–protocol cell exceeds the 1% target, with observed FPRs of 0.022–0.053. Residual-LR under P1 has 15 false positives in 360 test cover evaluations; if its three runs are identical, as its zero seed spread suggests, that is 5/120 per run, whose exact 95% Clopper–Pearson interval, [1.4%, 9.5%], excludes 1%. A likely reason is that a 1% target on 120 covers places τ</w:t>
       </w:r>
       <w:r>
         <w:rPr>
@@ -7066,7 +7015,7 @@
         <w:t xml:space="preserve">low</w:t>
       </w:r>
       <w:r>
-        <w:t xml:space="preserve"> depends on the one or two highest validation cover scores, an extreme order statistic that varies strongly between samples of 120.</w:t>
+        <w:t xml:space="preserve"> among the one or two highest validation scores, an extreme order statistic that varies strongly between samples. The least strict threshold allowed, just above the second-highest score, is exceeded by an exchangeable test cover with probability 2/121 ≈ 1.7%.</w:t>
       </w:r>
     </w:p>
     <w:p>
@@ -7109,7 +7058,7 @@
         <w:t xml:space="preserve">low</w:t>
       </w:r>
       <w:r>
-        <w:t xml:space="preserve"> (validation FPR ≤ 1%). False positives are summed over seeds 42–44 (3 × 120 test covers); recall is the mean and range over the six test conditions.</w:t>
+        <w:t xml:space="preserve"> (validation FPR ≤ 1%). False positives over seeds 42–44 (3 × 120 test covers) are implied by the reported mean test FPR (Suppl. Table S3); recall is the mean and range over the six test conditions.</w:t>
       </w:r>
     </w:p>
     <w:tbl>
@@ -7925,7 +7874,7 @@
                 <w:sz w:val="17"/>
                 <w:szCs w:val="17"/>
               </w:rPr>
-              <w:t xml:space="preserve">0.069</w:t>
+              <w:t xml:space="preserve">0.070</w:t>
             </w:r>
           </w:p>
         </w:tc>
@@ -8140,53 +8089,58 @@
         <w:t xml:space="preserve">Observed evidence.</w:t>
       </w:r>
       <w:r>
-        <w:t xml:space="preserve"> SRM+Ensemble lost AUC when moving from matched WOW to unseen HILL; this mirrors the largest loss for held-out HILL reported for SRNet </w:t>
+        <w:t xml:space="preserve"> SRM+Ensemble lost AUC when moving from matched WOW to unseen HILL. This agrees in direction with the largest loss for held-out HILL reported for SRNet </w:t>
       </w:r>
       <w:r>
         <w:t xml:space="preserve">[13]</w:t>
       </w:r>
       <w:r>
-        <w:t xml:space="preserve">, obtained there with about 28,000 training images instead of 720. Mixing payloads at a fixed training size did not help on HILL; Butora and Fridrich likewise found in preliminary tests that a random mixture of payloads trained no better than a single mid payload </w:t>
+        <w:t xml:space="preserve">, although that study trained on three algorithms and about 28,000 images rather than one algorithm and 720 images. Mixing payloads at a fixed training size gave no reliable improvement on HILL; Butora and Fridrich likewise found in preliminary tests that a random mixture of payloads trained no better than a single mid payload </w:t>
       </w:r>
       <w:r>
         <w:t xml:space="preserve">[13]</w:t>
       </w:r>
       <w:r>
-        <w:t xml:space="preserve">. Both detectors were far weaker at 0.1 bpp, matching the payload dependence reported for SRM and SRNet </w:t>
+        <w:t xml:space="preserve">. SRM+Ensemble was far weaker at 0.1 bpp and the near-chance Residual-LR slightly weaker, in line with the payload dependence reported for SRM and SRNet </w:t>
       </w:r>
       <w:r>
         <w:t xml:space="preserve">[6, 9]</w:t>
       </w:r>
       <w:r>
-        <w:t xml:space="preserve">. The observed test FPR exceeded the validation target, which supports the warning that low-FPR estimates from small test sets are noisy </w:t>
+        <w:t xml:space="preserve">. The observed test FPR exceeded the validation target in every cell; </w:t>
       </w:r>
       <w:r>
         <w:t xml:space="preserve">[18]</w:t>
       </w:r>
       <w:r>
-        <w:t xml:space="preserve">. </w:t>
-      </w:r>
+        <w:t xml:space="preserve"> likewise cautions that low-FPR estimates from 2,000 test images are noisy, and here the threshold rests on only 120 validation covers.</w:t>
+      </w:r>
+    </w:p>
+    <w:p>
+      <w:pPr>
+        <w:pStyle w:val="p1a"/>
+      </w:pPr>
       <w:r>
         <w:rPr>
           <w:i/>
           <w:iCs/>
         </w:rPr>
-        <w:t xml:space="preserve">Possible explanations,</w:t>
-      </w:r>
-      <w:r>
-        <w:t xml:space="preserve"> not tested here, are the higher intrinsic security of HILL </w:t>
+        <w:t xml:space="preserve">Possible explanations.</w:t>
+      </w:r>
+      <w:r>
+        <w:t xml:space="preserve"> The higher intrinsic security of HILL </w:t>
       </w:r>
       <w:r>
         <w:t xml:space="preserve">[4]</w:t>
       </w:r>
       <w:r>
-        <w:t xml:space="preserve">, the small training set and the resizing to 256 × 256.</w:t>
+        <w:t xml:space="preserve">, the small training set and the resizing to 256 × 256 may contribute to these AUC losses; none of them was tested here.</w:t>
       </w:r>
     </w:p>
     <w:p>
       <w:pPr/>
       <w:r>
-        <w:t xml:space="preserve">For a defender, ranking quality and operational usefulness diverge: an AUC of 0.71 still meant missing over 80% of stego images at a threshold meant to keep false alarms near 1%. For an adversary, switching to HILL or to 0.1 bpp was enough to weaken detection. The main limits are the dataset size (600 covers, one split, so the intervals are conditional on that partition), the resizing to 256 × 256, detector strength (two feature-based detectors, one near chance, and no matched HILL reference) and generalization (one cover source, and a 1% threshold calibrated on 120 covers).</w:t>
+        <w:t xml:space="preserve">For a defender, ranking quality and operational usefulness diverge: an AUC of 0.71 still meant missing over 80% of stego images at a threshold meant to keep false alarms near 1%. For an adversary, lowering the payload to 0.1 bpp, or using HILL against WOW-trained SRM+Ensemble, was enough to weaken detection. The main limits are the dataset size (600 covers, one split, so the intervals are conditional on that partition), the resizing to 256 × 256, detector strength (two feature-based detectors, one near chance, and no matched HILL reference) and generalization (one cover source, and a 1% threshold calibrated on 120 covers).</w:t>
       </w:r>
     </w:p>
     <w:p>
@@ -8214,7 +8168,7 @@
     <w:p>
       <w:pPr/>
       <w:r>
-        <w:t xml:space="preserve">Future work will use the full BOSSbase at its original resolution, add stronger detectors such as SRNet under the same split, include a matched HILL reference and test cover-source shift. StegaGuard is an evaluation protocol rather than a new detector, and the results do not indicate readiness for deployment.</w:t>
+        <w:t xml:space="preserve">Future work will use the full BOSSbase at its original resolution, add stronger detectors such as SRNet under the same split, include a matched HILL reference and test cover-source shift. StegaGuard is a controlled evaluation study rather than a new detector, and the results do not indicate readiness for deployment.</w:t>
       </w:r>
     </w:p>
     <w:p>

--- a/manuscript/StegaGuard_revised.docx
+++ b/manuscript/StegaGuard_revised.docx
@@ -229,7 +229,7 @@
       <w:r>
         <w:drawing>
           <wp:inline distT="0" distB="0" distL="0" distR="0">
-            <wp:extent cx="4389120" cy="2560320"/>
+            <wp:extent cx="4389120" cy="2286000"/>
             <wp:docPr id="1" name="Figure 1"/>
             <wp:cNvGraphicFramePr>
               <a:graphicFrameLocks noChangeAspect="1"/>
@@ -250,7 +250,7 @@
                   <pic:spPr>
                     <a:xfrm>
                       <a:off x="0" y="0"/>
-                      <a:ext cx="4389120" cy="2560320"/>
+                      <a:ext cx="4389120" cy="2286000"/>
                     </a:xfrm>
                     <a:prstGeom prst="rect">
                       <a:avLst/>
@@ -3338,7 +3338,7 @@
         <w:pStyle w:val="p1a"/>
       </w:pPr>
       <w:r>
-        <w:t xml:space="preserve">Each comparison is a paired difference ΔAUC = AUC(shifted) − AUC(reference): HILL 0.4 minus WOW 0.4 under P1 (RQ1), P3 minus P2 on HILL 0.4 (RQ2), and 0.1 minus 0.4 bpp for each detector, protocol and algorithm (RQ3, 18 comparisons). Negative values mean a loss under the shift. The point estimate is the mean of the three per-seed differences, which equals the difference of the unrounded seed-mean AUCs (rounded table values may differ by 0.001). Its 95% interval comes from a paired bootstrap in which the resampling unit is the source test cover: each replicate draws 120 test cover IDs with replacement, and a drawn cover brings all of its cover and stego scores under both compared conditions, so the pairing is preserved. Individual stego images are never resampled on their own.</w:t>
+        <w:t xml:space="preserve">Each comparison is a paired difference ΔAUC = AUC(shifted) − AUC(reference): HILL 0.4 minus WOW 0.4 under P1 (RQ1), P3 minus P2 on HILL 0.4 (RQ2), and 0.1 minus 0.4 bpp for each detector, protocol and algorithm (RQ3, 18 comparisons). Negative values mean a loss under the shift. The point estimate is the mean of the three per-seed differences, which equals the difference of the unrounded seed-mean AUCs (rounded table values may differ by 0.001). Its 95% interval comes from a paired bootstrap in which the resampling unit is the source test cover: each replicate draws 120 test cover IDs with replacement, and a drawn cover brings all of its cover and stego scores under both compared conditions, so the pairing is preserved.</w:t>
       </w:r>
     </w:p>
     <w:p>
@@ -5746,7 +5746,7 @@
       <w:r>
         <w:drawing>
           <wp:inline distT="0" distB="0" distL="0" distR="0">
-            <wp:extent cx="4078224" cy="1633117"/>
+            <wp:extent cx="4078224" cy="1696958"/>
             <wp:docPr id="2" name="Figure 2"/>
             <wp:cNvGraphicFramePr>
               <a:graphicFrameLocks noChangeAspect="1"/>
@@ -5767,7 +5767,7 @@
                   <pic:spPr>
                     <a:xfrm>
                       <a:off x="0" y="0"/>
-                      <a:ext cx="4078224" cy="1633117"/>
+                      <a:ext cx="4078224" cy="1696958"/>
                     </a:xfrm>
                     <a:prstGeom prst="rect">
                       <a:avLst/>
@@ -5811,7 +5811,7 @@
         <w:t xml:space="preserve">. </w:t>
       </w:r>
       <w:r>
-        <w:t xml:space="preserve">Payload shift: ΔAUC = AUC(0.1 bpp) − AUC(0.4 bpp) with 95% paired bootstrap intervals. Under P1 and P2 the 0.1 bpp payload is absent from training; under P3 it is included.</w:t>
+        <w:t xml:space="preserve">Payload shift for (a) Residual-LR and (b) SRM+Ensemble: seed-mean ΔAUC = AUC(0.1 bpp) − AUC(0.4 bpp) with 95% paired bootstrap intervals. Under P1 and P2 the 0.1 bpp payload is absent from training; under P3 it is included.</w:t>
       </w:r>
     </w:p>
     <w:p>

--- a/manuscript/StegaGuard_revised.docx
+++ b/manuscript/StegaGuard_revised.docx
@@ -229,7 +229,7 @@
       <w:r>
         <w:drawing>
           <wp:inline distT="0" distB="0" distL="0" distR="0">
-            <wp:extent cx="4389120" cy="2286000"/>
+            <wp:extent cx="4389120" cy="1289304"/>
             <wp:docPr id="1" name="Figure 1"/>
             <wp:cNvGraphicFramePr>
               <a:graphicFrameLocks noChangeAspect="1"/>
@@ -250,7 +250,7 @@
                   <pic:spPr>
                     <a:xfrm>
                       <a:off x="0" y="0"/>
-                      <a:ext cx="4389120" cy="2286000"/>
+                      <a:ext cx="4389120" cy="1289304"/>
                     </a:xfrm>
                     <a:prstGeom prst="rect">
                       <a:avLst/>
